--- a/Maga_1_course/Web techs/LR2_WEB_DEV_Parakhin.docx
+++ b/Maga_1_course/Web techs/LR2_WEB_DEV_Parakhin.docx
@@ -1,6 +1,6 @@
 
 <file path=word/document.xml><?xml version="1.0" encoding="utf-8"?>
-<w:document xmlns:wpc="http://schemas.microsoft.com/office/word/2010/wordprocessingCanvas" xmlns:cx="http://schemas.microsoft.com/office/drawing/2014/chartex" xmlns:mc="http://schemas.openxmlformats.org/markup-compatibility/2006" xmlns:o="urn:schemas-microsoft-com:office:office" xmlns:r="http://schemas.openxmlformats.org/officeDocument/2006/relationships" xmlns:m="http://schemas.openxmlformats.org/officeDocument/2006/math" xmlns:v="urn:schemas-microsoft-com:vml" xmlns:wp14="http://schemas.microsoft.com/office/word/2010/wordprocessingDrawing" xmlns:wp="http://schemas.openxmlformats.org/drawingml/2006/wordprocessingDrawing" xmlns:w10="urn:schemas-microsoft-com:office:word" xmlns:w="http://schemas.openxmlformats.org/wordprocessingml/2006/main" xmlns:w14="http://schemas.microsoft.com/office/word/2010/wordml" xmlns:w15="http://schemas.microsoft.com/office/word/2012/wordml" xmlns:w16se="http://schemas.microsoft.com/office/word/2015/wordml/symex" xmlns:wpg="http://schemas.microsoft.com/office/word/2010/wordprocessingGroup" xmlns:wpi="http://schemas.microsoft.com/office/word/2010/wordprocessingInk" xmlns:wne="http://schemas.microsoft.com/office/word/2006/wordml" xmlns:wps="http://schemas.microsoft.com/office/word/2010/wordprocessingShape" mc:Ignorable="w14 w15 w16se wp14">
+<w:document xmlns:wpc="http://schemas.microsoft.com/office/word/2010/wordprocessingCanvas" xmlns:cx="http://schemas.microsoft.com/office/drawing/2014/chartex" xmlns:cx1="http://schemas.microsoft.com/office/drawing/2015/9/8/chartex" xmlns:mc="http://schemas.openxmlformats.org/markup-compatibility/2006" xmlns:o="urn:schemas-microsoft-com:office:office" xmlns:r="http://schemas.openxmlformats.org/officeDocument/2006/relationships" xmlns:m="http://schemas.openxmlformats.org/officeDocument/2006/math" xmlns:v="urn:schemas-microsoft-com:vml" xmlns:wp14="http://schemas.microsoft.com/office/word/2010/wordprocessingDrawing" xmlns:wp="http://schemas.openxmlformats.org/drawingml/2006/wordprocessingDrawing" xmlns:w10="urn:schemas-microsoft-com:office:word" xmlns:w="http://schemas.openxmlformats.org/wordprocessingml/2006/main" xmlns:w14="http://schemas.microsoft.com/office/word/2010/wordml" xmlns:w15="http://schemas.microsoft.com/office/word/2012/wordml" xmlns:w16se="http://schemas.microsoft.com/office/word/2015/wordml/symex" xmlns:wpg="http://schemas.microsoft.com/office/word/2010/wordprocessingGroup" xmlns:wpi="http://schemas.microsoft.com/office/word/2010/wordprocessingInk" xmlns:wne="http://schemas.microsoft.com/office/word/2006/wordml" xmlns:wps="http://schemas.microsoft.com/office/word/2010/wordprocessingShape" mc:Ignorable="w14 w15 w16se wp14">
   <w:body>
     <w:p>
       <w:pPr>
@@ -260,7 +260,7 @@
     </w:p>
     <w:p>
       <w:pPr>
-        <w:ind w:left="2694" w:right="3259"/>
+        <w:ind w:left="3402" w:right="3259"/>
         <w:jc w:val="center"/>
         <w:rPr>
           <w:rFonts w:ascii="Times New Roman" w:hAnsi="Times New Roman" w:cs="Times New Roman"/>
@@ -268,6 +268,7 @@
           <w:szCs w:val="28"/>
         </w:rPr>
       </w:pPr>
+      <w:bookmarkStart w:id="0" w:name="_GoBack"/>
       <w:r>
         <w:rPr>
           <w:rFonts w:ascii="Times New Roman" w:hAnsi="Times New Roman" w:cs="Times New Roman"/>
@@ -293,6 +294,7 @@
         <w:t>приложений</w:t>
       </w:r>
     </w:p>
+    <w:bookmarkEnd w:id="0"/>
     <w:p>
       <w:pPr>
         <w:ind w:right="-629"/>
@@ -1382,7 +1384,6 @@
       <w:r>
         <w:rPr>
           <w:noProof/>
-          <w:lang w:val="en-US" w:eastAsia="en-US"/>
         </w:rPr>
         <w:drawing>
           <wp:inline distT="0" distB="0" distL="0" distR="0" wp14:anchorId="6032AFDA" wp14:editId="48DC8B30">
@@ -1797,8 +1798,6 @@
           <w:szCs w:val="28"/>
         </w:rPr>
       </w:pPr>
-      <w:bookmarkStart w:id="0" w:name="_GoBack"/>
-      <w:bookmarkEnd w:id="0"/>
     </w:p>
     <w:p>
       <w:pPr>
@@ -2124,7 +2123,7 @@
 </file>
 
 <file path=word/endnotes.xml><?xml version="1.0" encoding="utf-8"?>
-<w:endnotes xmlns:wpc="http://schemas.microsoft.com/office/word/2010/wordprocessingCanvas" xmlns:cx="http://schemas.microsoft.com/office/drawing/2014/chartex" xmlns:mc="http://schemas.openxmlformats.org/markup-compatibility/2006" xmlns:o="urn:schemas-microsoft-com:office:office" xmlns:r="http://schemas.openxmlformats.org/officeDocument/2006/relationships" xmlns:m="http://schemas.openxmlformats.org/officeDocument/2006/math" xmlns:v="urn:schemas-microsoft-com:vml" xmlns:wp14="http://schemas.microsoft.com/office/word/2010/wordprocessingDrawing" xmlns:wp="http://schemas.openxmlformats.org/drawingml/2006/wordprocessingDrawing" xmlns:w10="urn:schemas-microsoft-com:office:word" xmlns:w="http://schemas.openxmlformats.org/wordprocessingml/2006/main" xmlns:w14="http://schemas.microsoft.com/office/word/2010/wordml" xmlns:w15="http://schemas.microsoft.com/office/word/2012/wordml" xmlns:w16se="http://schemas.microsoft.com/office/word/2015/wordml/symex" xmlns:wpg="http://schemas.microsoft.com/office/word/2010/wordprocessingGroup" xmlns:wpi="http://schemas.microsoft.com/office/word/2010/wordprocessingInk" xmlns:wne="http://schemas.microsoft.com/office/word/2006/wordml" xmlns:wps="http://schemas.microsoft.com/office/word/2010/wordprocessingShape" mc:Ignorable="w14 w15 w16se wp14">
+<w:endnotes xmlns:wpc="http://schemas.microsoft.com/office/word/2010/wordprocessingCanvas" xmlns:cx="http://schemas.microsoft.com/office/drawing/2014/chartex" xmlns:cx1="http://schemas.microsoft.com/office/drawing/2015/9/8/chartex" xmlns:mc="http://schemas.openxmlformats.org/markup-compatibility/2006" xmlns:o="urn:schemas-microsoft-com:office:office" xmlns:r="http://schemas.openxmlformats.org/officeDocument/2006/relationships" xmlns:m="http://schemas.openxmlformats.org/officeDocument/2006/math" xmlns:v="urn:schemas-microsoft-com:vml" xmlns:wp14="http://schemas.microsoft.com/office/word/2010/wordprocessingDrawing" xmlns:wp="http://schemas.openxmlformats.org/drawingml/2006/wordprocessingDrawing" xmlns:w10="urn:schemas-microsoft-com:office:word" xmlns:w="http://schemas.openxmlformats.org/wordprocessingml/2006/main" xmlns:w14="http://schemas.microsoft.com/office/word/2010/wordml" xmlns:w15="http://schemas.microsoft.com/office/word/2012/wordml" xmlns:w16se="http://schemas.microsoft.com/office/word/2015/wordml/symex" xmlns:wpg="http://schemas.microsoft.com/office/word/2010/wordprocessingGroup" xmlns:wpi="http://schemas.microsoft.com/office/word/2010/wordprocessingInk" xmlns:wne="http://schemas.microsoft.com/office/word/2006/wordml" xmlns:wps="http://schemas.microsoft.com/office/word/2010/wordprocessingShape" mc:Ignorable="w14 w15 w16se wp14">
   <w:endnote w:type="separator" w:id="-1">
     <w:p>
       <w:pPr>
@@ -2149,7 +2148,7 @@
 </file>
 
 <file path=word/footnotes.xml><?xml version="1.0" encoding="utf-8"?>
-<w:footnotes xmlns:wpc="http://schemas.microsoft.com/office/word/2010/wordprocessingCanvas" xmlns:cx="http://schemas.microsoft.com/office/drawing/2014/chartex" xmlns:mc="http://schemas.openxmlformats.org/markup-compatibility/2006" xmlns:o="urn:schemas-microsoft-com:office:office" xmlns:r="http://schemas.openxmlformats.org/officeDocument/2006/relationships" xmlns:m="http://schemas.openxmlformats.org/officeDocument/2006/math" xmlns:v="urn:schemas-microsoft-com:vml" xmlns:wp14="http://schemas.microsoft.com/office/word/2010/wordprocessingDrawing" xmlns:wp="http://schemas.openxmlformats.org/drawingml/2006/wordprocessingDrawing" xmlns:w10="urn:schemas-microsoft-com:office:word" xmlns:w="http://schemas.openxmlformats.org/wordprocessingml/2006/main" xmlns:w14="http://schemas.microsoft.com/office/word/2010/wordml" xmlns:w15="http://schemas.microsoft.com/office/word/2012/wordml" xmlns:w16se="http://schemas.microsoft.com/office/word/2015/wordml/symex" xmlns:wpg="http://schemas.microsoft.com/office/word/2010/wordprocessingGroup" xmlns:wpi="http://schemas.microsoft.com/office/word/2010/wordprocessingInk" xmlns:wne="http://schemas.microsoft.com/office/word/2006/wordml" xmlns:wps="http://schemas.microsoft.com/office/word/2010/wordprocessingShape" mc:Ignorable="w14 w15 w16se wp14">
+<w:footnotes xmlns:wpc="http://schemas.microsoft.com/office/word/2010/wordprocessingCanvas" xmlns:cx="http://schemas.microsoft.com/office/drawing/2014/chartex" xmlns:cx1="http://schemas.microsoft.com/office/drawing/2015/9/8/chartex" xmlns:mc="http://schemas.openxmlformats.org/markup-compatibility/2006" xmlns:o="urn:schemas-microsoft-com:office:office" xmlns:r="http://schemas.openxmlformats.org/officeDocument/2006/relationships" xmlns:m="http://schemas.openxmlformats.org/officeDocument/2006/math" xmlns:v="urn:schemas-microsoft-com:vml" xmlns:wp14="http://schemas.microsoft.com/office/word/2010/wordprocessingDrawing" xmlns:wp="http://schemas.openxmlformats.org/drawingml/2006/wordprocessingDrawing" xmlns:w10="urn:schemas-microsoft-com:office:word" xmlns:w="http://schemas.openxmlformats.org/wordprocessingml/2006/main" xmlns:w14="http://schemas.microsoft.com/office/word/2010/wordml" xmlns:w15="http://schemas.microsoft.com/office/word/2012/wordml" xmlns:w16se="http://schemas.microsoft.com/office/word/2015/wordml/symex" xmlns:wpg="http://schemas.microsoft.com/office/word/2010/wordprocessingGroup" xmlns:wpi="http://schemas.microsoft.com/office/word/2010/wordprocessingInk" xmlns:wne="http://schemas.microsoft.com/office/word/2006/wordml" xmlns:wps="http://schemas.microsoft.com/office/word/2010/wordprocessingShape" mc:Ignorable="w14 w15 w16se wp14">
   <w:footnote w:type="separator" w:id="-1">
     <w:p>
       <w:pPr>
@@ -2174,7 +2173,7 @@
 </file>
 
 <file path=word/numbering.xml><?xml version="1.0" encoding="utf-8"?>
-<w:numbering xmlns:wpc="http://schemas.microsoft.com/office/word/2010/wordprocessingCanvas" xmlns:cx="http://schemas.microsoft.com/office/drawing/2014/chartex" xmlns:mc="http://schemas.openxmlformats.org/markup-compatibility/2006" xmlns:o="urn:schemas-microsoft-com:office:office" xmlns:r="http://schemas.openxmlformats.org/officeDocument/2006/relationships" xmlns:m="http://schemas.openxmlformats.org/officeDocument/2006/math" xmlns:v="urn:schemas-microsoft-com:vml" xmlns:wp14="http://schemas.microsoft.com/office/word/2010/wordprocessingDrawing" xmlns:wp="http://schemas.openxmlformats.org/drawingml/2006/wordprocessingDrawing" xmlns:w10="urn:schemas-microsoft-com:office:word" xmlns:w="http://schemas.openxmlformats.org/wordprocessingml/2006/main" xmlns:w14="http://schemas.microsoft.com/office/word/2010/wordml" xmlns:w15="http://schemas.microsoft.com/office/word/2012/wordml" xmlns:w16se="http://schemas.microsoft.com/office/word/2015/wordml/symex" xmlns:wpg="http://schemas.microsoft.com/office/word/2010/wordprocessingGroup" xmlns:wpi="http://schemas.microsoft.com/office/word/2010/wordprocessingInk" xmlns:wne="http://schemas.microsoft.com/office/word/2006/wordml" xmlns:wps="http://schemas.microsoft.com/office/word/2010/wordprocessingShape" mc:Ignorable="w14 w15 w16se wp14">
+<w:numbering xmlns:wpc="http://schemas.microsoft.com/office/word/2010/wordprocessingCanvas" xmlns:cx="http://schemas.microsoft.com/office/drawing/2014/chartex" xmlns:cx1="http://schemas.microsoft.com/office/drawing/2015/9/8/chartex" xmlns:mc="http://schemas.openxmlformats.org/markup-compatibility/2006" xmlns:o="urn:schemas-microsoft-com:office:office" xmlns:r="http://schemas.openxmlformats.org/officeDocument/2006/relationships" xmlns:m="http://schemas.openxmlformats.org/officeDocument/2006/math" xmlns:v="urn:schemas-microsoft-com:vml" xmlns:wp14="http://schemas.microsoft.com/office/word/2010/wordprocessingDrawing" xmlns:wp="http://schemas.openxmlformats.org/drawingml/2006/wordprocessingDrawing" xmlns:w10="urn:schemas-microsoft-com:office:word" xmlns:w="http://schemas.openxmlformats.org/wordprocessingml/2006/main" xmlns:w14="http://schemas.microsoft.com/office/word/2010/wordml" xmlns:w15="http://schemas.microsoft.com/office/word/2012/wordml" xmlns:w16se="http://schemas.microsoft.com/office/word/2015/wordml/symex" xmlns:wpg="http://schemas.microsoft.com/office/word/2010/wordprocessingGroup" xmlns:wpi="http://schemas.microsoft.com/office/word/2010/wordprocessingInk" xmlns:wne="http://schemas.microsoft.com/office/word/2006/wordml" xmlns:wps="http://schemas.microsoft.com/office/word/2010/wordprocessingShape" mc:Ignorable="w14 w15 w16se wp14">
   <w:abstractNum w:abstractNumId="0" w15:restartNumberingAfterBreak="0">
     <w:nsid w:val="029130EC"/>
     <w:multiLevelType w:val="multilevel"/>
@@ -3668,7 +3667,7 @@
 </file>
 
 <file path=customXml/itemProps1.xml><?xml version="1.0" encoding="utf-8"?>
-<ds:datastoreItem xmlns:ds="http://schemas.openxmlformats.org/officeDocument/2006/customXml" ds:itemID="{DECA90FE-3A66-4B30-875D-9EE00DCBC0C9}">
+<ds:datastoreItem xmlns:ds="http://schemas.openxmlformats.org/officeDocument/2006/customXml" ds:itemID="{9DEF595C-599D-4AB9-9507-08E95856819B}">
   <ds:schemaRefs>
     <ds:schemaRef ds:uri="http://schemas.openxmlformats.org/officeDocument/2006/bibliography"/>
   </ds:schemaRefs>
